--- a/PTIC/Sinais de alerta para deepfakes.docx
+++ b/PTIC/Sinais de alerta para deepfakes.docx
@@ -211,6 +211,7 @@
           <w:b/>
         </w:rPr>
       </w:pPr>
+      <w:bookmarkStart w:id="0" w:name="_GoBack"/>
       <w:r>
         <w:rPr>
           <w:rFonts w:ascii="Times New Roman" w:hAnsi="Times New Roman" w:cs="Times New Roman"/>
@@ -221,104 +222,16 @@
         <mc:AlternateContent>
           <mc:Choice Requires="wps">
             <w:drawing>
-              <wp:anchor distT="0" distB="0" distL="114300" distR="114300" simplePos="0" relativeHeight="251663360" behindDoc="1" locked="0" layoutInCell="1" allowOverlap="1" wp14:anchorId="156978AA" wp14:editId="0A46D0ED">
+              <wp:anchor distT="0" distB="0" distL="114300" distR="114300" simplePos="0" relativeHeight="251659264" behindDoc="0" locked="0" layoutInCell="1" allowOverlap="1" wp14:anchorId="42562695" wp14:editId="7E13094D">
                 <wp:simplePos x="0" y="0"/>
-                <wp:positionH relativeFrom="margin">
-                  <wp:posOffset>-345444</wp:posOffset>
+                <wp:positionH relativeFrom="column">
+                  <wp:posOffset>-241935</wp:posOffset>
                 </wp:positionH>
                 <wp:positionV relativeFrom="paragraph">
-                  <wp:posOffset>124247</wp:posOffset>
+                  <wp:posOffset>60325</wp:posOffset>
                 </wp:positionV>
-                <wp:extent cx="6085840" cy="7082636"/>
-                <wp:effectExtent l="0" t="0" r="10160" b="23495"/>
-                <wp:wrapNone/>
-                <wp:docPr id="8" name="Retângulo Arredondado 8"/>
-                <wp:cNvGraphicFramePr/>
-                <a:graphic xmlns:a="http://schemas.openxmlformats.org/drawingml/2006/main">
-                  <a:graphicData uri="http://schemas.microsoft.com/office/word/2010/wordprocessingShape">
-                    <wps:wsp>
-                      <wps:cNvSpPr/>
-                      <wps:spPr>
-                        <a:xfrm>
-                          <a:off x="0" y="0"/>
-                          <a:ext cx="6085840" cy="7082636"/>
-                        </a:xfrm>
-                        <a:prstGeom prst="roundRect">
-                          <a:avLst/>
-                        </a:prstGeom>
-                        <a:noFill/>
-                        <a:ln>
-                          <a:solidFill>
-                            <a:schemeClr val="bg2">
-                              <a:lumMod val="25000"/>
-                            </a:schemeClr>
-                          </a:solidFill>
-                        </a:ln>
-                      </wps:spPr>
-                      <wps:style>
-                        <a:lnRef idx="2">
-                          <a:schemeClr val="accent1">
-                            <a:shade val="50000"/>
-                          </a:schemeClr>
-                        </a:lnRef>
-                        <a:fillRef idx="1">
-                          <a:schemeClr val="accent1"/>
-                        </a:fillRef>
-                        <a:effectRef idx="0">
-                          <a:schemeClr val="accent1"/>
-                        </a:effectRef>
-                        <a:fontRef idx="minor">
-                          <a:schemeClr val="lt1"/>
-                        </a:fontRef>
-                      </wps:style>
-                      <wps:bodyPr rot="0" spcFirstLastPara="0" vertOverflow="overflow" horzOverflow="overflow" vert="horz" wrap="square" lIns="91440" tIns="45720" rIns="91440" bIns="45720" numCol="1" spcCol="0" rtlCol="0" fromWordArt="0" anchor="ctr" anchorCtr="0" forceAA="0" compatLnSpc="1">
-                        <a:prstTxWarp prst="textNoShape">
-                          <a:avLst/>
-                        </a:prstTxWarp>
-                        <a:noAutofit/>
-                      </wps:bodyPr>
-                    </wps:wsp>
-                  </a:graphicData>
-                </a:graphic>
-                <wp14:sizeRelH relativeFrom="margin">
-                  <wp14:pctWidth>0</wp14:pctWidth>
-                </wp14:sizeRelH>
-                <wp14:sizeRelV relativeFrom="margin">
-                  <wp14:pctHeight>0</wp14:pctHeight>
-                </wp14:sizeRelV>
-              </wp:anchor>
-            </w:drawing>
-          </mc:Choice>
-          <mc:Fallback>
-            <w:pict>
-              <v:roundrect w14:anchorId="2284676E" id="Retângulo Arredondado 8" o:spid="_x0000_s1026" style="position:absolute;margin-left:-27.2pt;margin-top:9.8pt;width:479.2pt;height:557.7pt;z-index:-251653120;visibility:visible;mso-wrap-style:square;mso-width-percent:0;mso-height-percent:0;mso-wrap-distance-left:9pt;mso-wrap-distance-top:0;mso-wrap-distance-right:9pt;mso-wrap-distance-bottom:0;mso-position-horizontal:absolute;mso-position-horizontal-relative:margin;mso-position-vertical:absolute;mso-position-vertical-relative:text;mso-width-percent:0;mso-height-percent:0;mso-width-relative:margin;mso-height-relative:margin;v-text-anchor:middle" arcsize="10923f" o:gfxdata="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" filled="f" strokecolor="#393737 [814]" strokeweight="1pt">
-                <v:stroke joinstyle="miter"/>
-                <w10:wrap anchorx="margin"/>
-              </v:roundrect>
-            </w:pict>
-          </mc:Fallback>
-        </mc:AlternateContent>
-      </w:r>
-      <w:r>
-        <w:rPr>
-          <w:rFonts w:ascii="Times New Roman" w:hAnsi="Times New Roman" w:cs="Times New Roman"/>
-          <w:b/>
-          <w:noProof/>
-          <w:lang w:eastAsia="pt-BR"/>
-        </w:rPr>
-        <mc:AlternateContent>
-          <mc:Choice Requires="wps">
-            <w:drawing>
-              <wp:anchor distT="0" distB="0" distL="114300" distR="114300" simplePos="0" relativeHeight="251659264" behindDoc="0" locked="0" layoutInCell="1" allowOverlap="1" wp14:anchorId="7D4178F9" wp14:editId="53CAE5E3">
-                <wp:simplePos x="0" y="0"/>
-                <wp:positionH relativeFrom="column">
-                  <wp:posOffset>-221615</wp:posOffset>
-                </wp:positionH>
-                <wp:positionV relativeFrom="paragraph">
-                  <wp:posOffset>101303</wp:posOffset>
-                </wp:positionV>
-                <wp:extent cx="6155798" cy="405675"/>
-                <wp:effectExtent l="0" t="0" r="16510" b="13970"/>
+                <wp:extent cx="5962650" cy="473710"/>
+                <wp:effectExtent l="0" t="0" r="19050" b="21590"/>
                 <wp:wrapNone/>
                 <wp:docPr id="3" name="Retângulo Arredondado 3"/>
                 <wp:cNvGraphicFramePr/>
@@ -329,7 +242,7 @@
                       <wps:spPr>
                         <a:xfrm>
                           <a:off x="0" y="0"/>
-                          <a:ext cx="6155798" cy="405675"/>
+                          <a:ext cx="5962650" cy="473710"/>
                         </a:xfrm>
                         <a:prstGeom prst="roundRect">
                           <a:avLst>
@@ -385,13 +298,14 @@
           </mc:Choice>
           <mc:Fallback>
             <w:pict>
-              <v:roundrect w14:anchorId="070F63EA" id="Retângulo Arredondado 3" o:spid="_x0000_s1026" style="position:absolute;margin-left:-17.45pt;margin-top:8pt;width:484.7pt;height:31.95pt;z-index:251659264;visibility:visible;mso-wrap-style:square;mso-width-percent:0;mso-height-percent:0;mso-wrap-distance-left:9pt;mso-wrap-distance-top:0;mso-wrap-distance-right:9pt;mso-wrap-distance-bottom:0;mso-position-horizontal:absolute;mso-position-horizontal-relative:text;mso-position-vertical:absolute;mso-position-vertical-relative:text;mso-width-percent:0;mso-height-percent:0;mso-width-relative:margin;mso-height-relative:margin;v-text-anchor:middle" arcsize="32428f" o:gfxdata="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" fillcolor="#cfcdcd [2894]" strokecolor="#d8d8d8 [2732]" strokeweight="1pt">
+              <v:roundrect w14:anchorId="024711C8" id="Retângulo Arredondado 3" o:spid="_x0000_s1026" style="position:absolute;margin-left:-19.05pt;margin-top:4.75pt;width:469.5pt;height:37.3pt;z-index:251659264;visibility:visible;mso-wrap-style:square;mso-width-percent:0;mso-height-percent:0;mso-wrap-distance-left:9pt;mso-wrap-distance-top:0;mso-wrap-distance-right:9pt;mso-wrap-distance-bottom:0;mso-position-horizontal:absolute;mso-position-horizontal-relative:text;mso-position-vertical:absolute;mso-position-vertical-relative:text;mso-width-percent:0;mso-height-percent:0;mso-width-relative:margin;mso-height-relative:margin;v-text-anchor:middle" arcsize="32428f" o:gfxdata="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" fillcolor="#cfcdcd [2894]" strokecolor="#d8d8d8 [2732]" strokeweight="1pt">
                 <v:stroke joinstyle="miter"/>
               </v:roundrect>
             </w:pict>
           </mc:Fallback>
         </mc:AlternateContent>
       </w:r>
+      <w:bookmarkEnd w:id="0"/>
       <w:r>
         <w:rPr>
           <w:rFonts w:ascii="Times New Roman" w:hAnsi="Times New Roman" w:cs="Times New Roman"/>
@@ -402,18 +316,18 @@
         <mc:AlternateContent>
           <mc:Choice Requires="wps">
             <w:drawing>
-              <wp:anchor distT="0" distB="0" distL="114300" distR="114300" simplePos="0" relativeHeight="251662336" behindDoc="0" locked="0" layoutInCell="1" allowOverlap="1" wp14:anchorId="61B02310" wp14:editId="3D3E124D">
+              <wp:anchor distT="0" distB="0" distL="114300" distR="114300" simplePos="0" relativeHeight="251663360" behindDoc="1" locked="0" layoutInCell="1" allowOverlap="1" wp14:anchorId="055349F1" wp14:editId="67484B89">
                 <wp:simplePos x="0" y="0"/>
-                <wp:positionH relativeFrom="column">
-                  <wp:posOffset>-197207</wp:posOffset>
+                <wp:positionH relativeFrom="margin">
+                  <wp:align>center</wp:align>
                 </wp:positionH>
                 <wp:positionV relativeFrom="paragraph">
-                  <wp:posOffset>110767</wp:posOffset>
+                  <wp:posOffset>57150</wp:posOffset>
                 </wp:positionV>
-                <wp:extent cx="289775" cy="283335"/>
-                <wp:effectExtent l="0" t="0" r="15240" b="21590"/>
+                <wp:extent cx="6136005" cy="7868285"/>
+                <wp:effectExtent l="0" t="0" r="17145" b="18415"/>
                 <wp:wrapNone/>
-                <wp:docPr id="6" name="Elipse 6"/>
+                <wp:docPr id="8" name="Retângulo Arredondado 8"/>
                 <wp:cNvGraphicFramePr/>
                 <a:graphic xmlns:a="http://schemas.openxmlformats.org/drawingml/2006/main">
                   <a:graphicData uri="http://schemas.microsoft.com/office/word/2010/wordprocessingShape">
@@ -422,107 +336,18 @@
                       <wps:spPr>
                         <a:xfrm>
                           <a:off x="0" y="0"/>
-                          <a:ext cx="289775" cy="283335"/>
+                          <a:ext cx="6136005" cy="7868285"/>
                         </a:xfrm>
-                        <a:prstGeom prst="ellipse">
-                          <a:avLst/>
+                        <a:prstGeom prst="roundRect">
+                          <a:avLst>
+                            <a:gd name="adj" fmla="val 5180"/>
+                          </a:avLst>
                         </a:prstGeom>
-                        <a:solidFill>
-                          <a:schemeClr val="bg2">
-                            <a:lumMod val="90000"/>
-                          </a:schemeClr>
-                        </a:solidFill>
+                        <a:noFill/>
                         <a:ln>
                           <a:solidFill>
                             <a:schemeClr val="bg2">
-                              <a:lumMod val="90000"/>
-                            </a:schemeClr>
-                          </a:solidFill>
-                        </a:ln>
-                      </wps:spPr>
-                      <wps:style>
-                        <a:lnRef idx="2">
-                          <a:schemeClr val="accent1">
-                            <a:shade val="50000"/>
-                          </a:schemeClr>
-                        </a:lnRef>
-                        <a:fillRef idx="1">
-                          <a:schemeClr val="accent1"/>
-                        </a:fillRef>
-                        <a:effectRef idx="0">
-                          <a:schemeClr val="accent1"/>
-                        </a:effectRef>
-                        <a:fontRef idx="minor">
-                          <a:schemeClr val="lt1"/>
-                        </a:fontRef>
-                      </wps:style>
-                      <wps:bodyPr rot="0" spcFirstLastPara="0" vertOverflow="overflow" horzOverflow="overflow" vert="horz" wrap="square" lIns="91440" tIns="45720" rIns="91440" bIns="45720" numCol="1" spcCol="0" rtlCol="0" fromWordArt="0" anchor="ctr" anchorCtr="0" forceAA="0" compatLnSpc="1">
-                        <a:prstTxWarp prst="textNoShape">
-                          <a:avLst/>
-                        </a:prstTxWarp>
-                        <a:noAutofit/>
-                      </wps:bodyPr>
-                    </wps:wsp>
-                  </a:graphicData>
-                </a:graphic>
-              </wp:anchor>
-            </w:drawing>
-          </mc:Choice>
-          <mc:Fallback>
-            <w:pict>
-              <v:oval w14:anchorId="47201E71" id="Elipse 6" o:spid="_x0000_s1026" style="position:absolute;margin-left:-15.55pt;margin-top:8.7pt;width:22.8pt;height:22.3pt;z-index:251662336;visibility:visible;mso-wrap-style:square;mso-wrap-distance-left:9pt;mso-wrap-distance-top:0;mso-wrap-distance-right:9pt;mso-wrap-distance-bottom:0;mso-position-horizontal:absolute;mso-position-horizontal-relative:text;mso-position-vertical:absolute;mso-position-vertical-relative:text;v-text-anchor:middle" o:gfxdata="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" fillcolor="#cfcdcd [2894]" strokecolor="#cfcdcd [2894]" strokeweight="1pt">
-                <v:stroke joinstyle="miter"/>
-              </v:oval>
-            </w:pict>
-          </mc:Fallback>
-        </mc:AlternateContent>
-      </w:r>
-      <w:r>
-        <w:rPr>
-          <w:rFonts w:ascii="Times New Roman" w:hAnsi="Times New Roman" w:cs="Times New Roman"/>
-          <w:b/>
-          <w:noProof/>
-          <w:lang w:eastAsia="pt-BR"/>
-        </w:rPr>
-        <mc:AlternateContent>
-          <mc:Choice Requires="wps">
-            <w:drawing>
-              <wp:anchor distT="0" distB="0" distL="114300" distR="114300" simplePos="0" relativeHeight="251661312" behindDoc="0" locked="0" layoutInCell="1" allowOverlap="1" wp14:anchorId="1150E69F" wp14:editId="67AC22A6">
-                <wp:simplePos x="0" y="0"/>
-                <wp:positionH relativeFrom="column">
-                  <wp:posOffset>-222975</wp:posOffset>
-                </wp:positionH>
-                <wp:positionV relativeFrom="paragraph">
-                  <wp:posOffset>103326</wp:posOffset>
-                </wp:positionV>
-                <wp:extent cx="450761" cy="418554"/>
-                <wp:effectExtent l="0" t="0" r="26035" b="19685"/>
-                <wp:wrapNone/>
-                <wp:docPr id="5" name="Elipse 5"/>
-                <wp:cNvGraphicFramePr/>
-                <a:graphic xmlns:a="http://schemas.openxmlformats.org/drawingml/2006/main">
-                  <a:graphicData uri="http://schemas.microsoft.com/office/word/2010/wordprocessingShape">
-                    <wps:wsp>
-                      <wps:cNvSpPr/>
-                      <wps:spPr>
-                        <a:xfrm>
-                          <a:off x="0" y="0"/>
-                          <a:ext cx="450761" cy="418554"/>
-                        </a:xfrm>
-                        <a:prstGeom prst="ellipse">
-                          <a:avLst/>
-                        </a:prstGeom>
-                        <a:solidFill>
-                          <a:schemeClr val="tx1">
-                            <a:lumMod val="75000"/>
-                            <a:lumOff val="25000"/>
-                          </a:schemeClr>
-                        </a:solidFill>
-                        <a:ln>
-                          <a:solidFill>
-                            <a:schemeClr val="tx1">
-                              <a:lumMod val="75000"/>
-                              <a:lumOff val="25000"/>
+                              <a:lumMod val="25000"/>
                             </a:schemeClr>
                           </a:solidFill>
                         </a:ln>
@@ -563,9 +388,10 @@
           </mc:Choice>
           <mc:Fallback>
             <w:pict>
-              <v:oval w14:anchorId="35145450" id="Elipse 5" o:spid="_x0000_s1026" style="position:absolute;margin-left:-17.55pt;margin-top:8.15pt;width:35.5pt;height:32.95pt;z-index:251661312;visibility:visible;mso-wrap-style:square;mso-width-percent:0;mso-height-percent:0;mso-wrap-distance-left:9pt;mso-wrap-distance-top:0;mso-wrap-distance-right:9pt;mso-wrap-distance-bottom:0;mso-position-horizontal:absolute;mso-position-horizontal-relative:text;mso-position-vertical:absolute;mso-position-vertical-relative:text;mso-width-percent:0;mso-height-percent:0;mso-width-relative:margin;mso-height-relative:margin;v-text-anchor:middle" o:gfxdata="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" fillcolor="#404040 [2429]" strokecolor="#404040 [2429]" strokeweight="1pt">
+              <v:roundrect w14:anchorId="356A04FC" id="Retângulo Arredondado 8" o:spid="_x0000_s1026" style="position:absolute;margin-left:0;margin-top:4.5pt;width:483.15pt;height:619.55pt;z-index:-251653120;visibility:visible;mso-wrap-style:square;mso-width-percent:0;mso-height-percent:0;mso-wrap-distance-left:9pt;mso-wrap-distance-top:0;mso-wrap-distance-right:9pt;mso-wrap-distance-bottom:0;mso-position-horizontal:center;mso-position-horizontal-relative:margin;mso-position-vertical:absolute;mso-position-vertical-relative:text;mso-width-percent:0;mso-height-percent:0;mso-width-relative:margin;mso-height-relative:margin;v-text-anchor:middle" arcsize="3395f" o:gfxdata="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" filled="f" strokecolor="#393737 [814]" strokeweight="1pt">
                 <v:stroke joinstyle="miter"/>
-              </v:oval>
+                <w10:wrap anchorx="margin"/>
+              </v:roundrect>
             </w:pict>
           </mc:Fallback>
         </mc:AlternateContent>
@@ -580,16 +406,16 @@
         <mc:AlternateContent>
           <mc:Choice Requires="wps">
             <w:drawing>
-              <wp:anchor distT="0" distB="0" distL="114300" distR="114300" simplePos="0" relativeHeight="251660288" behindDoc="0" locked="0" layoutInCell="1" allowOverlap="1" wp14:anchorId="51BA1FAF" wp14:editId="6C5E4D32">
+              <wp:anchor distT="0" distB="0" distL="114300" distR="114300" simplePos="0" relativeHeight="251660288" behindDoc="0" locked="0" layoutInCell="1" allowOverlap="1" wp14:anchorId="5EEF8AD7" wp14:editId="26AE434F">
                 <wp:simplePos x="0" y="0"/>
                 <wp:positionH relativeFrom="column">
-                  <wp:posOffset>-229235</wp:posOffset>
+                  <wp:posOffset>-231836</wp:posOffset>
                 </wp:positionH>
                 <wp:positionV relativeFrom="paragraph">
-                  <wp:posOffset>105410</wp:posOffset>
+                  <wp:posOffset>70309</wp:posOffset>
                 </wp:positionV>
-                <wp:extent cx="2478575" cy="418170"/>
-                <wp:effectExtent l="0" t="0" r="17145" b="20320"/>
+                <wp:extent cx="2952520" cy="450881"/>
+                <wp:effectExtent l="0" t="0" r="19685" b="25400"/>
                 <wp:wrapNone/>
                 <wp:docPr id="4" name="Retângulo Arredondado 4"/>
                 <wp:cNvGraphicFramePr/>
@@ -600,7 +426,7 @@
                       <wps:spPr>
                         <a:xfrm>
                           <a:off x="0" y="0"/>
-                          <a:ext cx="2478575" cy="418170"/>
+                          <a:ext cx="2952520" cy="450881"/>
                         </a:xfrm>
                         <a:prstGeom prst="roundRect">
                           <a:avLst>
@@ -677,7 +503,7 @@
           </mc:Choice>
           <mc:Fallback>
             <w:pict>
-              <v:roundrect w14:anchorId="51BA1FAF" id="Retângulo Arredondado 4" o:spid="_x0000_s1026" style="position:absolute;margin-left:-18.05pt;margin-top:8.3pt;width:195.15pt;height:32.95pt;z-index:251660288;visibility:visible;mso-wrap-style:square;mso-width-percent:0;mso-height-percent:0;mso-wrap-distance-left:9pt;mso-wrap-distance-top:0;mso-wrap-distance-right:9pt;mso-wrap-distance-bottom:0;mso-position-horizontal:absolute;mso-position-horizontal-relative:text;mso-position-vertical:absolute;mso-position-vertical-relative:text;mso-width-percent:0;mso-height-percent:0;mso-width-relative:margin;mso-height-relative:margin;v-text-anchor:middle" arcsize=".5" o:gfxdata="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" fillcolor="gray [1629]" strokecolor="#747070 [1614]" strokeweight="1pt">
+              <v:roundrect w14:anchorId="5EEF8AD7" id="Retângulo Arredondado 4" o:spid="_x0000_s1026" style="position:absolute;margin-left:-18.25pt;margin-top:5.55pt;width:232.5pt;height:35.5pt;z-index:251660288;visibility:visible;mso-wrap-style:square;mso-width-percent:0;mso-height-percent:0;mso-wrap-distance-left:9pt;mso-wrap-distance-top:0;mso-wrap-distance-right:9pt;mso-wrap-distance-bottom:0;mso-position-horizontal:absolute;mso-position-horizontal-relative:text;mso-position-vertical:absolute;mso-position-vertical-relative:text;mso-width-percent:0;mso-height-percent:0;mso-width-relative:margin;mso-height-relative:margin;v-text-anchor:middle" arcsize=".5" o:gfxdata="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" fillcolor="gray [1629]" strokecolor="#747070 [1614]" strokeweight="1pt">
                 <v:stroke joinstyle="miter"/>
                 <v:textbox>
                   <w:txbxContent>
@@ -708,8 +534,179 @@
         <w:rPr>
           <w:rFonts w:ascii="Times New Roman" w:hAnsi="Times New Roman" w:cs="Times New Roman"/>
           <w:b/>
-        </w:rPr>
-        <w:t>g</w:t>
+          <w:noProof/>
+          <w:lang w:eastAsia="pt-BR"/>
+        </w:rPr>
+        <mc:AlternateContent>
+          <mc:Choice Requires="wps">
+            <w:drawing>
+              <wp:anchor distT="0" distB="0" distL="114300" distR="114300" simplePos="0" relativeHeight="251662336" behindDoc="0" locked="0" layoutInCell="1" allowOverlap="1" wp14:anchorId="0658E214" wp14:editId="1AE5CB78">
+                <wp:simplePos x="0" y="0"/>
+                <wp:positionH relativeFrom="column">
+                  <wp:posOffset>-197207</wp:posOffset>
+                </wp:positionH>
+                <wp:positionV relativeFrom="paragraph">
+                  <wp:posOffset>110767</wp:posOffset>
+                </wp:positionV>
+                <wp:extent cx="289775" cy="283335"/>
+                <wp:effectExtent l="0" t="0" r="15240" b="21590"/>
+                <wp:wrapNone/>
+                <wp:docPr id="6" name="Elipse 6"/>
+                <wp:cNvGraphicFramePr/>
+                <a:graphic xmlns:a="http://schemas.openxmlformats.org/drawingml/2006/main">
+                  <a:graphicData uri="http://schemas.microsoft.com/office/word/2010/wordprocessingShape">
+                    <wps:wsp>
+                      <wps:cNvSpPr/>
+                      <wps:spPr>
+                        <a:xfrm>
+                          <a:off x="0" y="0"/>
+                          <a:ext cx="289775" cy="283335"/>
+                        </a:xfrm>
+                        <a:prstGeom prst="ellipse">
+                          <a:avLst/>
+                        </a:prstGeom>
+                        <a:solidFill>
+                          <a:schemeClr val="bg2">
+                            <a:lumMod val="90000"/>
+                          </a:schemeClr>
+                        </a:solidFill>
+                        <a:ln>
+                          <a:solidFill>
+                            <a:schemeClr val="bg2">
+                              <a:lumMod val="90000"/>
+                            </a:schemeClr>
+                          </a:solidFill>
+                        </a:ln>
+                      </wps:spPr>
+                      <wps:style>
+                        <a:lnRef idx="2">
+                          <a:schemeClr val="accent1">
+                            <a:shade val="50000"/>
+                          </a:schemeClr>
+                        </a:lnRef>
+                        <a:fillRef idx="1">
+                          <a:schemeClr val="accent1"/>
+                        </a:fillRef>
+                        <a:effectRef idx="0">
+                          <a:schemeClr val="accent1"/>
+                        </a:effectRef>
+                        <a:fontRef idx="minor">
+                          <a:schemeClr val="lt1"/>
+                        </a:fontRef>
+                      </wps:style>
+                      <wps:bodyPr rot="0" spcFirstLastPara="0" vertOverflow="overflow" horzOverflow="overflow" vert="horz" wrap="square" lIns="91440" tIns="45720" rIns="91440" bIns="45720" numCol="1" spcCol="0" rtlCol="0" fromWordArt="0" anchor="ctr" anchorCtr="0" forceAA="0" compatLnSpc="1">
+                        <a:prstTxWarp prst="textNoShape">
+                          <a:avLst/>
+                        </a:prstTxWarp>
+                        <a:noAutofit/>
+                      </wps:bodyPr>
+                    </wps:wsp>
+                  </a:graphicData>
+                </a:graphic>
+              </wp:anchor>
+            </w:drawing>
+          </mc:Choice>
+          <mc:Fallback>
+            <w:pict>
+              <v:oval w14:anchorId="47201E71" id="Elipse 6" o:spid="_x0000_s1026" style="position:absolute;margin-left:-15.55pt;margin-top:8.7pt;width:22.8pt;height:22.3pt;z-index:251662336;visibility:visible;mso-wrap-style:square;mso-wrap-distance-left:9pt;mso-wrap-distance-top:0;mso-wrap-distance-right:9pt;mso-wrap-distance-bottom:0;mso-position-horizontal:absolute;mso-position-horizontal-relative:text;mso-position-vertical:absolute;mso-position-vertical-relative:text;v-text-anchor:middle" o:gfxdata="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" fillcolor="#cfcdcd [2894]" strokecolor="#cfcdcd [2894]" strokeweight="1pt">
+                <v:stroke joinstyle="miter"/>
+              </v:oval>
+            </w:pict>
+          </mc:Fallback>
+        </mc:AlternateContent>
+      </w:r>
+      <w:r>
+        <w:rPr>
+          <w:rFonts w:ascii="Times New Roman" w:hAnsi="Times New Roman" w:cs="Times New Roman"/>
+          <w:b/>
+          <w:noProof/>
+          <w:lang w:eastAsia="pt-BR"/>
+        </w:rPr>
+        <mc:AlternateContent>
+          <mc:Choice Requires="wps">
+            <w:drawing>
+              <wp:anchor distT="0" distB="0" distL="114300" distR="114300" simplePos="0" relativeHeight="251661312" behindDoc="0" locked="0" layoutInCell="1" allowOverlap="1" wp14:anchorId="7CBB88E4" wp14:editId="417F8BEA">
+                <wp:simplePos x="0" y="0"/>
+                <wp:positionH relativeFrom="column">
+                  <wp:posOffset>-222975</wp:posOffset>
+                </wp:positionH>
+                <wp:positionV relativeFrom="paragraph">
+                  <wp:posOffset>103326</wp:posOffset>
+                </wp:positionV>
+                <wp:extent cx="450761" cy="418554"/>
+                <wp:effectExtent l="0" t="0" r="26035" b="19685"/>
+                <wp:wrapNone/>
+                <wp:docPr id="5" name="Elipse 5"/>
+                <wp:cNvGraphicFramePr/>
+                <a:graphic xmlns:a="http://schemas.openxmlformats.org/drawingml/2006/main">
+                  <a:graphicData uri="http://schemas.microsoft.com/office/word/2010/wordprocessingShape">
+                    <wps:wsp>
+                      <wps:cNvSpPr/>
+                      <wps:spPr>
+                        <a:xfrm>
+                          <a:off x="0" y="0"/>
+                          <a:ext cx="450761" cy="418554"/>
+                        </a:xfrm>
+                        <a:prstGeom prst="ellipse">
+                          <a:avLst/>
+                        </a:prstGeom>
+                        <a:solidFill>
+                          <a:schemeClr val="tx1">
+                            <a:lumMod val="75000"/>
+                            <a:lumOff val="25000"/>
+                          </a:schemeClr>
+                        </a:solidFill>
+                        <a:ln>
+                          <a:solidFill>
+                            <a:schemeClr val="tx1">
+                              <a:lumMod val="75000"/>
+                              <a:lumOff val="25000"/>
+                            </a:schemeClr>
+                          </a:solidFill>
+                        </a:ln>
+                      </wps:spPr>
+                      <wps:style>
+                        <a:lnRef idx="2">
+                          <a:schemeClr val="accent1">
+                            <a:shade val="50000"/>
+                          </a:schemeClr>
+                        </a:lnRef>
+                        <a:fillRef idx="1">
+                          <a:schemeClr val="accent1"/>
+                        </a:fillRef>
+                        <a:effectRef idx="0">
+                          <a:schemeClr val="accent1"/>
+                        </a:effectRef>
+                        <a:fontRef idx="minor">
+                          <a:schemeClr val="lt1"/>
+                        </a:fontRef>
+                      </wps:style>
+                      <wps:bodyPr rot="0" spcFirstLastPara="0" vertOverflow="overflow" horzOverflow="overflow" vert="horz" wrap="square" lIns="91440" tIns="45720" rIns="91440" bIns="45720" numCol="1" spcCol="0" rtlCol="0" fromWordArt="0" anchor="ctr" anchorCtr="0" forceAA="0" compatLnSpc="1">
+                        <a:prstTxWarp prst="textNoShape">
+                          <a:avLst/>
+                        </a:prstTxWarp>
+                        <a:noAutofit/>
+                      </wps:bodyPr>
+                    </wps:wsp>
+                  </a:graphicData>
+                </a:graphic>
+                <wp14:sizeRelH relativeFrom="margin">
+                  <wp14:pctWidth>0</wp14:pctWidth>
+                </wp14:sizeRelH>
+                <wp14:sizeRelV relativeFrom="margin">
+                  <wp14:pctHeight>0</wp14:pctHeight>
+                </wp14:sizeRelV>
+              </wp:anchor>
+            </w:drawing>
+          </mc:Choice>
+          <mc:Fallback>
+            <w:pict>
+              <v:oval w14:anchorId="014C3397" id="Elipse 5" o:spid="_x0000_s1026" style="position:absolute;margin-left:-17.55pt;margin-top:8.15pt;width:35.5pt;height:32.95pt;z-index:251661312;visibility:visible;mso-wrap-style:square;mso-width-percent:0;mso-height-percent:0;mso-wrap-distance-left:9pt;mso-wrap-distance-top:0;mso-wrap-distance-right:9pt;mso-wrap-distance-bottom:0;mso-position-horizontal:absolute;mso-position-horizontal-relative:text;mso-position-vertical:absolute;mso-position-vertical-relative:text;mso-width-percent:0;mso-height-percent:0;mso-width-relative:margin;mso-height-relative:margin;v-text-anchor:middle" o:gfxdata="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" fillcolor="#404040 [2429]" strokecolor="#404040 [2429]" strokeweight="1pt">
+                <v:stroke joinstyle="miter"/>
+              </v:oval>
+            </w:pict>
+          </mc:Fallback>
+        </mc:AlternateContent>
       </w:r>
     </w:p>
     <w:p>
@@ -770,7 +767,33 @@
         <w:rPr>
           <w:rFonts w:ascii="Times New Roman" w:hAnsi="Times New Roman" w:cs="Times New Roman"/>
         </w:rPr>
-        <w:t>As Ias vêm sendo usadas para a geração de conteúdos falsos, despejando na internet uma quantidade enorme de textos, áudios, imagens e vídeos fakes. As IAs também começaram a ser usadas na identificação de fake news e deepfakes. Acompanhe diferentes perspectivas dessa questão nas notícias a seguir.</w:t>
+        <w:t xml:space="preserve">As Ias vêm sendo usadas para a geração de conteúdos falsos, despejando na internet uma quantidade enorme de textos, áudios, imagens e vídeos fakes. As IAs também começaram a ser usadas na identificação de </w:t>
+      </w:r>
+      <w:r>
+        <w:rPr>
+          <w:rFonts w:ascii="Times New Roman" w:hAnsi="Times New Roman" w:cs="Times New Roman"/>
+          <w:i/>
+        </w:rPr>
+        <w:t>fake news</w:t>
+      </w:r>
+      <w:r>
+        <w:rPr>
+          <w:rFonts w:ascii="Times New Roman" w:hAnsi="Times New Roman" w:cs="Times New Roman"/>
+        </w:rPr>
+        <w:t xml:space="preserve"> e </w:t>
+      </w:r>
+      <w:r>
+        <w:rPr>
+          <w:rFonts w:ascii="Times New Roman" w:hAnsi="Times New Roman" w:cs="Times New Roman"/>
+          <w:i/>
+        </w:rPr>
+        <w:t>deepfakes</w:t>
+      </w:r>
+      <w:r>
+        <w:rPr>
+          <w:rFonts w:ascii="Times New Roman" w:hAnsi="Times New Roman" w:cs="Times New Roman"/>
+        </w:rPr>
+        <w:t>. Acompanhe diferentes perspectivas dessa questão nas notícias a seguir.</w:t>
       </w:r>
     </w:p>
     <w:p>
@@ -812,7 +835,33 @@
         <w:rPr>
           <w:rFonts w:ascii="Times New Roman" w:hAnsi="Times New Roman" w:cs="Times New Roman"/>
         </w:rPr>
-        <w:t>Tradicionalmente, a produção de fake news exigia tempo, esforço e colaboração. As máquinas de propaganda estatais russas, chinesas e norte-coreanas empregam milhares de pessoas para criar conteúdos falsos on-line que parecem autênticos. Noentanto, novas pesquisas sugerem que essas operações podem ser realizadas por inteligência artificial, ontendo ainda mais sucesso em enganar o público.</w:t>
+        <w:t xml:space="preserve">Tradicionalmente, a produção de </w:t>
+      </w:r>
+      <w:r>
+        <w:rPr>
+          <w:rFonts w:ascii="Times New Roman" w:hAnsi="Times New Roman" w:cs="Times New Roman"/>
+          <w:i/>
+        </w:rPr>
+        <w:t>fake news</w:t>
+      </w:r>
+      <w:r>
+        <w:rPr>
+          <w:rFonts w:ascii="Times New Roman" w:hAnsi="Times New Roman" w:cs="Times New Roman"/>
+        </w:rPr>
+        <w:t xml:space="preserve"> exigia tempo, esforço e colaboração. As máquinas de propaganda estatais russas, chinesas e norte-coreanas empregam milhares de pessoas para criar conteúdos falsos </w:t>
+      </w:r>
+      <w:r>
+        <w:rPr>
+          <w:rFonts w:ascii="Times New Roman" w:hAnsi="Times New Roman" w:cs="Times New Roman"/>
+          <w:i/>
+        </w:rPr>
+        <w:t>on-line</w:t>
+      </w:r>
+      <w:r>
+        <w:rPr>
+          <w:rFonts w:ascii="Times New Roman" w:hAnsi="Times New Roman" w:cs="Times New Roman"/>
+        </w:rPr>
+        <w:t xml:space="preserve"> que parecem autênticos. Noentanto, novas pesquisas sugerem que essas operações podem ser realizadas por inteligência artificial, ontendo ainda mais sucesso em enganar o público.</w:t>
       </w:r>
     </w:p>
     <w:p>
@@ -889,16 +938,16 @@
           <w:sz w:val="18"/>
           <w:szCs w:val="18"/>
         </w:rPr>
-        <w:t xml:space="preserve">STOKEL- WALKER, Chis. Fake news criadas por IA são mais convincentes do que as feitas por humanos. </w:t>
-      </w:r>
-      <w:r>
-        <w:rPr>
-          <w:rFonts w:ascii="Times New Roman" w:hAnsi="Times New Roman" w:cs="Times New Roman"/>
-          <w:b/>
+        <w:t>STOKEL- WALKER, Chis</w:t>
+      </w:r>
+      <w:r>
+        <w:rPr>
+          <w:rFonts w:ascii="Times New Roman" w:hAnsi="Times New Roman" w:cs="Times New Roman"/>
+          <w:i/>
           <w:sz w:val="18"/>
           <w:szCs w:val="18"/>
         </w:rPr>
-        <w:t>Fast company Brasil</w:t>
+        <w:t>. Fake news</w:t>
       </w:r>
       <w:r>
         <w:rPr>
@@ -906,14 +955,31 @@
           <w:sz w:val="18"/>
           <w:szCs w:val="18"/>
         </w:rPr>
-        <w:t>,[s.l.], 3jul.2023. Disponível em: hhtps://fastcompanybrasil.</w:t>
-      </w:r>
-      <w:r>
-        <w:rPr>
-          <w:rFonts w:ascii="Times New Roman" w:hAnsi="Times New Roman" w:cs="Times New Roman"/>
+        <w:t xml:space="preserve"> criadas por IA são mais convincentes do que as feitas por humanos. </w:t>
+      </w:r>
+      <w:r>
+        <w:rPr>
+          <w:rFonts w:ascii="Times New Roman" w:hAnsi="Times New Roman" w:cs="Times New Roman"/>
+          <w:b/>
           <w:sz w:val="18"/>
           <w:szCs w:val="18"/>
         </w:rPr>
+        <w:t>Fast company Brasil</w:t>
+      </w:r>
+      <w:r>
+        <w:rPr>
+          <w:rFonts w:ascii="Times New Roman" w:hAnsi="Times New Roman" w:cs="Times New Roman"/>
+          <w:sz w:val="18"/>
+          <w:szCs w:val="18"/>
+        </w:rPr>
+        <w:t>,[s.l.], 3jul.2023. Disponível em: hhtps://fastcompanybrasil.</w:t>
+      </w:r>
+      <w:r>
+        <w:rPr>
+          <w:rFonts w:ascii="Times New Roman" w:hAnsi="Times New Roman" w:cs="Times New Roman"/>
+          <w:sz w:val="18"/>
+          <w:szCs w:val="18"/>
+        </w:rPr>
         <w:t>com/tech/inteligencia-artificial/fake-news-criadas-por-ia-são-mais-convincente-do-que-as-feitas-por-humanos/.Acesso em: 19 jul. 2024.</w:t>
       </w:r>
     </w:p>
@@ -964,7 +1030,20 @@
         <w:rPr>
           <w:rFonts w:ascii="Times New Roman" w:hAnsi="Times New Roman" w:cs="Times New Roman"/>
         </w:rPr>
-        <w:t>Uma pesquisa está sendo desenvolvida na Universidade Federal Fluminense[UFF] pode se transformar em um importante instrumento de combate ás fake news. Com o uso da inteliência artificial, a novidade tem como objetivo detectar notícias falsas nas redes sociais.</w:t>
+        <w:t xml:space="preserve">Uma pesquisa está sendo desenvolvida na Universidade Federal Fluminense[UFF] pode se transformar em um importante instrumento de combate </w:t>
+      </w:r>
+      <w:r>
+        <w:rPr>
+          <w:rFonts w:ascii="Times New Roman" w:hAnsi="Times New Roman" w:cs="Times New Roman"/>
+          <w:i/>
+        </w:rPr>
+        <w:t>ás fake news</w:t>
+      </w:r>
+      <w:r>
+        <w:rPr>
+          <w:rFonts w:ascii="Times New Roman" w:hAnsi="Times New Roman" w:cs="Times New Roman"/>
+        </w:rPr>
+        <w:t>. Com o uso da inteliência artificial, a novidade tem como objetivo detectar notícias falsas nas redes sociais.</w:t>
       </w:r>
     </w:p>
     <w:p>
@@ -996,18 +1075,24 @@
         <w:jc w:val="right"/>
         <w:rPr>
           <w:rFonts w:ascii="Times New Roman" w:hAnsi="Times New Roman" w:cs="Times New Roman"/>
-        </w:rPr>
-      </w:pPr>
-      <w:r>
-        <w:rPr>
-          <w:rFonts w:ascii="Times New Roman" w:hAnsi="Times New Roman" w:cs="Times New Roman"/>
-          <w:b/>
+          <w:sz w:val="18"/>
+          <w:szCs w:val="18"/>
+        </w:rPr>
+      </w:pPr>
+      <w:r>
+        <w:rPr>
+          <w:rFonts w:ascii="Times New Roman" w:hAnsi="Times New Roman" w:cs="Times New Roman"/>
+          <w:b/>
+          <w:sz w:val="18"/>
+          <w:szCs w:val="18"/>
         </w:rPr>
         <w:t>Fonte</w:t>
       </w:r>
       <w:r>
         <w:rPr>
           <w:rFonts w:ascii="Times New Roman" w:hAnsi="Times New Roman" w:cs="Times New Roman"/>
+          <w:sz w:val="18"/>
+          <w:szCs w:val="18"/>
         </w:rPr>
         <w:t>: ALVES, Tatiana. Pesquisa da UFF desenvolve IA capaz de detectar notícias falsas.</w:t>
       </w:r>
@@ -1015,17 +1100,38 @@
         <w:rPr>
           <w:rFonts w:ascii="Times New Roman" w:hAnsi="Times New Roman" w:cs="Times New Roman"/>
           <w:b/>
+          <w:sz w:val="18"/>
+          <w:szCs w:val="18"/>
         </w:rPr>
         <w:t>Rádio Agência</w:t>
       </w:r>
       <w:r>
         <w:rPr>
           <w:rFonts w:ascii="Times New Roman" w:hAnsi="Times New Roman" w:cs="Times New Roman"/>
-        </w:rPr>
-        <w:t>, Rio de Janeiro, 8 jul.2024. Disponível em : https://agenciabrasil.ebc.com.br/radioagencia</w:t>
-      </w:r>
-      <w:bookmarkStart w:id="0" w:name="_GoBack"/>
-      <w:bookmarkEnd w:id="0"/>
+          <w:sz w:val="18"/>
+          <w:szCs w:val="18"/>
+        </w:rPr>
+        <w:t xml:space="preserve">, Rio de Janeiro, 8 jul.2024. Disponível em : </w:t>
+      </w:r>
+      <w:hyperlink r:id="rId5" w:history="1">
+        <w:r>
+          <w:rPr>
+            <w:rStyle w:val="Hyperlink"/>
+            <w:rFonts w:ascii="Times New Roman" w:hAnsi="Times New Roman" w:cs="Times New Roman"/>
+            <w:sz w:val="18"/>
+            <w:szCs w:val="18"/>
+          </w:rPr>
+          <w:t>https://agenciabrasil.ebc.com.br/radioagencia-nacional/pesquisa-e-inovaçao/audio/2024-07/pesquisa-na-uff-desenvlve-ia-capaz-de-detectar-noticias-falsas.Acesso em;19</w:t>
+        </w:r>
+      </w:hyperlink>
+      <w:r>
+        <w:rPr>
+          <w:rFonts w:ascii="Times New Roman" w:hAnsi="Times New Roman" w:cs="Times New Roman"/>
+          <w:sz w:val="18"/>
+          <w:szCs w:val="18"/>
+        </w:rPr>
+        <w:t xml:space="preserve"> jul.2024.</w:t>
+      </w:r>
     </w:p>
     <w:p>
       <w:pPr>
@@ -1034,22 +1140,6 @@
         <w:jc w:val="both"/>
         <w:rPr>
           <w:rFonts w:ascii="Times New Roman" w:hAnsi="Times New Roman" w:cs="Times New Roman"/>
-        </w:rPr>
-      </w:pPr>
-      <w:r>
-        <w:rPr>
-          <w:rFonts w:ascii="Times New Roman" w:hAnsi="Times New Roman" w:cs="Times New Roman"/>
-        </w:rPr>
-        <w:t xml:space="preserve"> </w:t>
-      </w:r>
-    </w:p>
-    <w:p>
-      <w:pPr>
-        <w:spacing w:after="0" w:line="240" w:lineRule="auto"/>
-        <w:ind w:firstLine="709"/>
-        <w:jc w:val="both"/>
-        <w:rPr>
-          <w:rFonts w:ascii="Times New Roman" w:hAnsi="Times New Roman" w:cs="Times New Roman"/>
           <w:sz w:val="18"/>
           <w:szCs w:val="18"/>
         </w:rPr>
@@ -1057,9 +1147,216 @@
     </w:p>
     <w:p>
       <w:pPr>
-        <w:spacing w:after="0" w:line="240" w:lineRule="auto"/>
-        <w:ind w:firstLine="709"/>
-        <w:jc w:val="center"/>
+        <w:pStyle w:val="PargrafodaLista"/>
+        <w:numPr>
+          <w:ilvl w:val="0"/>
+          <w:numId w:val="4"/>
+        </w:numPr>
+        <w:spacing w:after="0" w:line="240" w:lineRule="auto"/>
+        <w:rPr>
+          <w:rFonts w:ascii="Times New Roman" w:hAnsi="Times New Roman" w:cs="Times New Roman"/>
+          <w:b/>
+        </w:rPr>
+      </w:pPr>
+      <w:r>
+        <w:rPr>
+          <w:rFonts w:ascii="Times New Roman" w:hAnsi="Times New Roman" w:cs="Times New Roman"/>
+        </w:rPr>
+        <w:t>Qual é o impacto das Ias na geração de conteúdos falsos?</w:t>
+      </w:r>
+    </w:p>
+    <w:p>
+      <w:pPr>
+        <w:pStyle w:val="PargrafodaLista"/>
+        <w:numPr>
+          <w:ilvl w:val="0"/>
+          <w:numId w:val="4"/>
+        </w:numPr>
+        <w:spacing w:after="0" w:line="240" w:lineRule="auto"/>
+        <w:rPr>
+          <w:rFonts w:ascii="Times New Roman" w:hAnsi="Times New Roman" w:cs="Times New Roman"/>
+          <w:b/>
+        </w:rPr>
+      </w:pPr>
+      <w:r>
+        <w:rPr>
+          <w:rFonts w:ascii="Times New Roman" w:hAnsi="Times New Roman" w:cs="Times New Roman"/>
+        </w:rPr>
+        <w:t>Como as Ias podem ser usadas no com</w:t>
+      </w:r>
+      <w:r>
+        <w:rPr>
+          <w:rFonts w:ascii="Times New Roman" w:hAnsi="Times New Roman" w:cs="Times New Roman"/>
+        </w:rPr>
+        <w:t>bate aos conteúdos falsos?</w:t>
+      </w:r>
+    </w:p>
+    <w:p>
+      <w:pPr>
+        <w:pStyle w:val="PargrafodaLista"/>
+        <w:numPr>
+          <w:ilvl w:val="0"/>
+          <w:numId w:val="4"/>
+        </w:numPr>
+        <w:spacing w:after="0" w:line="240" w:lineRule="auto"/>
+        <w:rPr>
+          <w:rFonts w:ascii="Times New Roman" w:hAnsi="Times New Roman" w:cs="Times New Roman"/>
+          <w:b/>
+        </w:rPr>
+      </w:pPr>
+      <w:r>
+        <w:rPr>
+          <w:rFonts w:ascii="Times New Roman" w:hAnsi="Times New Roman" w:cs="Times New Roman"/>
+          <w:b/>
+          <w:noProof/>
+          <w:lang w:eastAsia="pt-BR"/>
+        </w:rPr>
+        <w:lastRenderedPageBreak/>
+        <mc:AlternateContent>
+          <mc:Choice Requires="wps">
+            <w:drawing>
+              <wp:anchor distT="0" distB="0" distL="114300" distR="114300" simplePos="0" relativeHeight="251664384" behindDoc="0" locked="0" layoutInCell="1" allowOverlap="1" wp14:anchorId="3AEDC863" wp14:editId="4F2D42E6">
+                <wp:simplePos x="0" y="0"/>
+                <wp:positionH relativeFrom="margin">
+                  <wp:align>left</wp:align>
+                </wp:positionH>
+                <wp:positionV relativeFrom="paragraph">
+                  <wp:posOffset>-1537104</wp:posOffset>
+                </wp:positionV>
+                <wp:extent cx="5721639" cy="2798618"/>
+                <wp:effectExtent l="0" t="0" r="12700" b="20955"/>
+                <wp:wrapNone/>
+                <wp:docPr id="1" name="Retângulo Arredondado 1"/>
+                <wp:cNvGraphicFramePr/>
+                <a:graphic xmlns:a="http://schemas.openxmlformats.org/drawingml/2006/main">
+                  <a:graphicData uri="http://schemas.microsoft.com/office/word/2010/wordprocessingShape">
+                    <wps:wsp>
+                      <wps:cNvSpPr/>
+                      <wps:spPr>
+                        <a:xfrm>
+                          <a:off x="0" y="0"/>
+                          <a:ext cx="5721639" cy="2798618"/>
+                        </a:xfrm>
+                        <a:prstGeom prst="roundRect">
+                          <a:avLst/>
+                        </a:prstGeom>
+                        <a:noFill/>
+                        <a:ln>
+                          <a:solidFill>
+                            <a:schemeClr val="bg2">
+                              <a:lumMod val="25000"/>
+                            </a:schemeClr>
+                          </a:solidFill>
+                        </a:ln>
+                      </wps:spPr>
+                      <wps:style>
+                        <a:lnRef idx="2">
+                          <a:schemeClr val="accent1">
+                            <a:shade val="50000"/>
+                          </a:schemeClr>
+                        </a:lnRef>
+                        <a:fillRef idx="1">
+                          <a:schemeClr val="accent1"/>
+                        </a:fillRef>
+                        <a:effectRef idx="0">
+                          <a:schemeClr val="accent1"/>
+                        </a:effectRef>
+                        <a:fontRef idx="minor">
+                          <a:schemeClr val="lt1"/>
+                        </a:fontRef>
+                      </wps:style>
+                      <wps:bodyPr rot="0" spcFirstLastPara="0" vertOverflow="overflow" horzOverflow="overflow" vert="horz" wrap="square" lIns="91440" tIns="45720" rIns="91440" bIns="45720" numCol="1" spcCol="0" rtlCol="0" fromWordArt="0" anchor="ctr" anchorCtr="0" forceAA="0" compatLnSpc="1">
+                        <a:prstTxWarp prst="textNoShape">
+                          <a:avLst/>
+                        </a:prstTxWarp>
+                        <a:noAutofit/>
+                      </wps:bodyPr>
+                    </wps:wsp>
+                  </a:graphicData>
+                </a:graphic>
+                <wp14:sizeRelH relativeFrom="margin">
+                  <wp14:pctWidth>0</wp14:pctWidth>
+                </wp14:sizeRelH>
+                <wp14:sizeRelV relativeFrom="margin">
+                  <wp14:pctHeight>0</wp14:pctHeight>
+                </wp14:sizeRelV>
+              </wp:anchor>
+            </w:drawing>
+          </mc:Choice>
+          <mc:Fallback>
+            <w:pict>
+              <v:roundrect w14:anchorId="4A97FF13" id="Retângulo Arredondado 1" o:spid="_x0000_s1026" style="position:absolute;margin-left:0;margin-top:-121.05pt;width:450.5pt;height:220.35pt;z-index:251664384;visibility:visible;mso-wrap-style:square;mso-width-percent:0;mso-height-percent:0;mso-wrap-distance-left:9pt;mso-wrap-distance-top:0;mso-wrap-distance-right:9pt;mso-wrap-distance-bottom:0;mso-position-horizontal:left;mso-position-horizontal-relative:margin;mso-position-vertical:absolute;mso-position-vertical-relative:text;mso-width-percent:0;mso-height-percent:0;mso-width-relative:margin;mso-height-relative:margin;v-text-anchor:middle" arcsize="10923f" o:gfxdata="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" filled="f" strokecolor="#393737 [814]" strokeweight="1pt">
+                <v:stroke joinstyle="miter"/>
+                <w10:wrap anchorx="margin"/>
+              </v:roundrect>
+            </w:pict>
+          </mc:Fallback>
+        </mc:AlternateContent>
+      </w:r>
+      <w:r>
+        <w:rPr>
+          <w:rFonts w:ascii="Times New Roman" w:hAnsi="Times New Roman" w:cs="Times New Roman"/>
+        </w:rPr>
+        <w:t>Você considera que, em relação aos conteúdos falsos, o impacto das Ias é mais positivo ou negativo? Por quê</w:t>
+      </w:r>
+    </w:p>
+    <w:p>
+      <w:pPr>
+        <w:pStyle w:val="PargrafodaLista"/>
+        <w:numPr>
+          <w:ilvl w:val="0"/>
+          <w:numId w:val="4"/>
+        </w:numPr>
+        <w:spacing w:after="0" w:line="240" w:lineRule="auto"/>
+        <w:rPr>
+          <w:rFonts w:ascii="Times New Roman" w:hAnsi="Times New Roman" w:cs="Times New Roman"/>
+          <w:b/>
+        </w:rPr>
+      </w:pPr>
+      <w:r>
+        <w:rPr>
+          <w:rFonts w:ascii="Times New Roman" w:hAnsi="Times New Roman" w:cs="Times New Roman"/>
+        </w:rPr>
+        <w:t>Pesquise ferramentas digitais de checagem de conteúdo baseada em IA disponiveis on-line. Em seguida, selecione algumas para testá-las. Compare os resultadoos e as funcionalidades de cada uma. Utilize um objeto digital oara compartilhar sua experiência com a turma.</w:t>
+      </w:r>
+    </w:p>
+    <w:p>
+      <w:pPr>
+        <w:pStyle w:val="PargrafodaLista"/>
+        <w:spacing w:after="0" w:line="240" w:lineRule="auto"/>
+        <w:ind w:left="1429"/>
+        <w:rPr>
+          <w:rFonts w:ascii="Times New Roman" w:hAnsi="Times New Roman" w:cs="Times New Roman"/>
+          <w:b/>
+        </w:rPr>
+      </w:pPr>
+    </w:p>
+    <w:p>
+      <w:pPr>
+        <w:pStyle w:val="PargrafodaLista"/>
+        <w:spacing w:after="0" w:line="240" w:lineRule="auto"/>
+        <w:ind w:left="1429"/>
+        <w:rPr>
+          <w:rFonts w:ascii="Times New Roman" w:hAnsi="Times New Roman" w:cs="Times New Roman"/>
+          <w:b/>
+        </w:rPr>
+      </w:pPr>
+    </w:p>
+    <w:p>
+      <w:pPr>
+        <w:spacing w:after="0" w:line="240" w:lineRule="auto"/>
+        <w:ind w:left="1069"/>
+        <w:rPr>
+          <w:rFonts w:ascii="Times New Roman" w:hAnsi="Times New Roman" w:cs="Times New Roman"/>
+          <w:b/>
+        </w:rPr>
+      </w:pPr>
+    </w:p>
+    <w:p>
+      <w:pPr>
+        <w:pStyle w:val="PargrafodaLista"/>
+        <w:spacing w:after="0" w:line="240" w:lineRule="auto"/>
+        <w:ind w:left="1429"/>
         <w:rPr>
           <w:rFonts w:ascii="Times New Roman" w:hAnsi="Times New Roman" w:cs="Times New Roman"/>
           <w:b/>
@@ -1079,6 +1376,92 @@
 <file path=word/numbering.xml><?xml version="1.0" encoding="utf-8"?>
 <w:numbering xmlns:wpc="http://schemas.microsoft.com/office/word/2010/wordprocessingCanvas" xmlns:cx="http://schemas.microsoft.com/office/drawing/2014/chartex" xmlns:mc="http://schemas.openxmlformats.org/markup-compatibility/2006" xmlns:o="urn:schemas-microsoft-com:office:office" xmlns:r="http://schemas.openxmlformats.org/officeDocument/2006/relationships" xmlns:m="http://schemas.openxmlformats.org/officeDocument/2006/math" xmlns:v="urn:schemas-microsoft-com:vml" xmlns:wp14="http://schemas.microsoft.com/office/word/2010/wordprocessingDrawing" xmlns:wp="http://schemas.openxmlformats.org/drawingml/2006/wordprocessingDrawing" xmlns:w10="urn:schemas-microsoft-com:office:word" xmlns:w="http://schemas.openxmlformats.org/wordprocessingml/2006/main" xmlns:w14="http://schemas.microsoft.com/office/word/2010/wordml" xmlns:w15="http://schemas.microsoft.com/office/word/2012/wordml" xmlns:w16se="http://schemas.microsoft.com/office/word/2015/wordml/symex" xmlns:wpg="http://schemas.microsoft.com/office/word/2010/wordprocessingGroup" xmlns:wpi="http://schemas.microsoft.com/office/word/2010/wordprocessingInk" xmlns:wne="http://schemas.microsoft.com/office/word/2006/wordml" xmlns:wps="http://schemas.microsoft.com/office/word/2010/wordprocessingShape" mc:Ignorable="w14 w15 w16se wp14">
   <w:abstractNum w:abstractNumId="0" w15:restartNumberingAfterBreak="0">
+    <w:nsid w:val="27C8502D"/>
+    <w:multiLevelType w:val="hybridMultilevel"/>
+    <w:tmpl w:val="155A8A9C"/>
+    <w:lvl w:ilvl="0" w:tplc="0416000F">
+      <w:start w:val="1"/>
+      <w:numFmt w:val="decimal"/>
+      <w:lvlText w:val="%1."/>
+      <w:lvlJc w:val="left"/>
+      <w:pPr>
+        <w:ind w:left="1429" w:hanging="360"/>
+      </w:pPr>
+    </w:lvl>
+    <w:lvl w:ilvl="1" w:tplc="04160019" w:tentative="1">
+      <w:start w:val="1"/>
+      <w:numFmt w:val="lowerLetter"/>
+      <w:lvlText w:val="%2."/>
+      <w:lvlJc w:val="left"/>
+      <w:pPr>
+        <w:ind w:left="2149" w:hanging="360"/>
+      </w:pPr>
+    </w:lvl>
+    <w:lvl w:ilvl="2" w:tplc="0416001B" w:tentative="1">
+      <w:start w:val="1"/>
+      <w:numFmt w:val="lowerRoman"/>
+      <w:lvlText w:val="%3."/>
+      <w:lvlJc w:val="right"/>
+      <w:pPr>
+        <w:ind w:left="2869" w:hanging="180"/>
+      </w:pPr>
+    </w:lvl>
+    <w:lvl w:ilvl="3" w:tplc="0416000F" w:tentative="1">
+      <w:start w:val="1"/>
+      <w:numFmt w:val="decimal"/>
+      <w:lvlText w:val="%4."/>
+      <w:lvlJc w:val="left"/>
+      <w:pPr>
+        <w:ind w:left="3589" w:hanging="360"/>
+      </w:pPr>
+    </w:lvl>
+    <w:lvl w:ilvl="4" w:tplc="04160019" w:tentative="1">
+      <w:start w:val="1"/>
+      <w:numFmt w:val="lowerLetter"/>
+      <w:lvlText w:val="%5."/>
+      <w:lvlJc w:val="left"/>
+      <w:pPr>
+        <w:ind w:left="4309" w:hanging="360"/>
+      </w:pPr>
+    </w:lvl>
+    <w:lvl w:ilvl="5" w:tplc="0416001B" w:tentative="1">
+      <w:start w:val="1"/>
+      <w:numFmt w:val="lowerRoman"/>
+      <w:lvlText w:val="%6."/>
+      <w:lvlJc w:val="right"/>
+      <w:pPr>
+        <w:ind w:left="5029" w:hanging="180"/>
+      </w:pPr>
+    </w:lvl>
+    <w:lvl w:ilvl="6" w:tplc="0416000F" w:tentative="1">
+      <w:start w:val="1"/>
+      <w:numFmt w:val="decimal"/>
+      <w:lvlText w:val="%7."/>
+      <w:lvlJc w:val="left"/>
+      <w:pPr>
+        <w:ind w:left="5749" w:hanging="360"/>
+      </w:pPr>
+    </w:lvl>
+    <w:lvl w:ilvl="7" w:tplc="04160019" w:tentative="1">
+      <w:start w:val="1"/>
+      <w:numFmt w:val="lowerLetter"/>
+      <w:lvlText w:val="%8."/>
+      <w:lvlJc w:val="left"/>
+      <w:pPr>
+        <w:ind w:left="6469" w:hanging="360"/>
+      </w:pPr>
+    </w:lvl>
+    <w:lvl w:ilvl="8" w:tplc="0416001B" w:tentative="1">
+      <w:start w:val="1"/>
+      <w:numFmt w:val="lowerRoman"/>
+      <w:lvlText w:val="%9."/>
+      <w:lvlJc w:val="right"/>
+      <w:pPr>
+        <w:ind w:left="7189" w:hanging="180"/>
+      </w:pPr>
+    </w:lvl>
+  </w:abstractNum>
+  <w:abstractNum w:abstractNumId="1" w15:restartNumberingAfterBreak="0">
     <w:nsid w:val="317D4088"/>
     <w:multiLevelType w:val="hybridMultilevel"/>
     <w:tmpl w:val="D528E69C"/>
@@ -1191,7 +1574,93 @@
       </w:rPr>
     </w:lvl>
   </w:abstractNum>
-  <w:abstractNum w:abstractNumId="1" w15:restartNumberingAfterBreak="0">
+  <w:abstractNum w:abstractNumId="2" w15:restartNumberingAfterBreak="0">
+    <w:nsid w:val="39077D2F"/>
+    <w:multiLevelType w:val="hybridMultilevel"/>
+    <w:tmpl w:val="8032A202"/>
+    <w:lvl w:ilvl="0" w:tplc="0416000F">
+      <w:start w:val="1"/>
+      <w:numFmt w:val="decimal"/>
+      <w:lvlText w:val="%1."/>
+      <w:lvlJc w:val="left"/>
+      <w:pPr>
+        <w:ind w:left="1429" w:hanging="360"/>
+      </w:pPr>
+    </w:lvl>
+    <w:lvl w:ilvl="1" w:tplc="04160019" w:tentative="1">
+      <w:start w:val="1"/>
+      <w:numFmt w:val="lowerLetter"/>
+      <w:lvlText w:val="%2."/>
+      <w:lvlJc w:val="left"/>
+      <w:pPr>
+        <w:ind w:left="2149" w:hanging="360"/>
+      </w:pPr>
+    </w:lvl>
+    <w:lvl w:ilvl="2" w:tplc="0416001B" w:tentative="1">
+      <w:start w:val="1"/>
+      <w:numFmt w:val="lowerRoman"/>
+      <w:lvlText w:val="%3."/>
+      <w:lvlJc w:val="right"/>
+      <w:pPr>
+        <w:ind w:left="2869" w:hanging="180"/>
+      </w:pPr>
+    </w:lvl>
+    <w:lvl w:ilvl="3" w:tplc="0416000F" w:tentative="1">
+      <w:start w:val="1"/>
+      <w:numFmt w:val="decimal"/>
+      <w:lvlText w:val="%4."/>
+      <w:lvlJc w:val="left"/>
+      <w:pPr>
+        <w:ind w:left="3589" w:hanging="360"/>
+      </w:pPr>
+    </w:lvl>
+    <w:lvl w:ilvl="4" w:tplc="04160019" w:tentative="1">
+      <w:start w:val="1"/>
+      <w:numFmt w:val="lowerLetter"/>
+      <w:lvlText w:val="%5."/>
+      <w:lvlJc w:val="left"/>
+      <w:pPr>
+        <w:ind w:left="4309" w:hanging="360"/>
+      </w:pPr>
+    </w:lvl>
+    <w:lvl w:ilvl="5" w:tplc="0416001B" w:tentative="1">
+      <w:start w:val="1"/>
+      <w:numFmt w:val="lowerRoman"/>
+      <w:lvlText w:val="%6."/>
+      <w:lvlJc w:val="right"/>
+      <w:pPr>
+        <w:ind w:left="5029" w:hanging="180"/>
+      </w:pPr>
+    </w:lvl>
+    <w:lvl w:ilvl="6" w:tplc="0416000F" w:tentative="1">
+      <w:start w:val="1"/>
+      <w:numFmt w:val="decimal"/>
+      <w:lvlText w:val="%7."/>
+      <w:lvlJc w:val="left"/>
+      <w:pPr>
+        <w:ind w:left="5749" w:hanging="360"/>
+      </w:pPr>
+    </w:lvl>
+    <w:lvl w:ilvl="7" w:tplc="04160019" w:tentative="1">
+      <w:start w:val="1"/>
+      <w:numFmt w:val="lowerLetter"/>
+      <w:lvlText w:val="%8."/>
+      <w:lvlJc w:val="left"/>
+      <w:pPr>
+        <w:ind w:left="6469" w:hanging="360"/>
+      </w:pPr>
+    </w:lvl>
+    <w:lvl w:ilvl="8" w:tplc="0416001B" w:tentative="1">
+      <w:start w:val="1"/>
+      <w:numFmt w:val="lowerRoman"/>
+      <w:lvlText w:val="%9."/>
+      <w:lvlJc w:val="right"/>
+      <w:pPr>
+        <w:ind w:left="7189" w:hanging="180"/>
+      </w:pPr>
+    </w:lvl>
+  </w:abstractNum>
+  <w:abstractNum w:abstractNumId="3" w15:restartNumberingAfterBreak="0">
     <w:nsid w:val="79D22ED5"/>
     <w:multiLevelType w:val="hybridMultilevel"/>
     <w:tmpl w:val="B170AC3C"/>
@@ -1305,10 +1774,16 @@
     </w:lvl>
   </w:abstractNum>
   <w:num w:numId="1">
+    <w:abstractNumId w:val="1"/>
+  </w:num>
+  <w:num w:numId="2">
+    <w:abstractNumId w:val="3"/>
+  </w:num>
+  <w:num w:numId="3">
     <w:abstractNumId w:val="0"/>
   </w:num>
-  <w:num w:numId="2">
-    <w:abstractNumId w:val="1"/>
+  <w:num w:numId="4">
+    <w:abstractNumId w:val="2"/>
   </w:num>
 </w:numbering>
 </file>
@@ -1764,6 +2239,17 @@
       </w:tblBorders>
     </w:tblPr>
   </w:style>
+  <w:style w:type="character" w:styleId="Hyperlink">
+    <w:name w:val="Hyperlink"/>
+    <w:basedOn w:val="Fontepargpadro"/>
+    <w:uiPriority w:val="99"/>
+    <w:unhideWhenUsed/>
+    <w:rsid w:val="00EA0D38"/>
+    <w:rPr>
+      <w:color w:val="0563C1" w:themeColor="hyperlink"/>
+      <w:u w:val="single"/>
+    </w:rPr>
+  </w:style>
 </w:styles>
 </file>
 
